--- a/SOC-Lab-Phase-Checklists.docx
+++ b/SOC-Lab-Phase-Checklists.docx
@@ -32,6 +32,107 @@
         <w:t xml:space="preserve">Printable workbook, with commands. Tick as you go.</w:t>
       </w:r>
     </w:p>
+    <w:tbl>
+      <w:tblPr>
+        <w:tblW w:type="dxa" w:w="10800"/>
+        <w:tblBorders>
+          <w:top w:val="single" w:color="1E6B2E" w:sz="10"/>
+          <w:left w:val="single" w:color="1E6B2E" w:sz="10"/>
+          <w:bottom w:val="single" w:color="1E6B2E" w:sz="10"/>
+          <w:right w:val="single" w:color="1E6B2E" w:sz="10"/>
+          <w:insideH w:val="none"/>
+          <w:insideV w:val="none"/>
+        </w:tblBorders>
+      </w:tblPr>
+      <w:tblGrid>
+        <w:gridCol w:w="10800"/>
+      </w:tblGrid>
+      <w:tr>
+        <w:tc>
+          <w:tcPr>
+            <w:tcW w:type="dxa" w:w="10800"/>
+            <w:shd w:fill="EAF5EA" w:val="clear"/>
+            <w:tcMar>
+              <w:top w:type="dxa" w:w="85"/>
+              <w:left w:type="dxa" w:w="140"/>
+              <w:bottom w:type="dxa" w:w="85"/>
+              <w:right w:type="dxa" w:w="140"/>
+            </w:tcMar>
+          </w:tcPr>
+          <w:p>
+            <w:pPr>
+              <w:spacing w:after="40" w:before="0"/>
+            </w:pPr>
+            <w:r>
+              <w:rPr>
+                <w:b/>
+                <w:bCs/>
+                <w:color w:val="1E6B2E"/>
+                <w:sz w:val="20"/>
+                <w:szCs w:val="20"/>
+              </w:rPr>
+              <w:t xml:space="preserve">PROGRESS UPDATE — through the 2026-07-21 build log</w:t>
+            </w:r>
+          </w:p>
+          <w:p>
+            <w:pPr>
+              <w:spacing w:after="60" w:before="0"/>
+            </w:pPr>
+            <w:r>
+              <w:rPr>
+                <w:sz w:val="19"/>
+                <w:szCs w:val="19"/>
+              </w:rPr>
+              <w:t xml:space="preserve">Phase A Steps 1–3 are complete. Step 4 (VLAN creation on the switch) is next — marked below. Two things in this workbook differ from what was actually built; both are logged in build_log.md:</w:t>
+            </w:r>
+          </w:p>
+          <w:p>
+            <w:pPr>
+              <w:spacing w:after="30" w:before="0"/>
+              <w:ind w:left="260" w:hanging="260"/>
+            </w:pPr>
+            <w:r>
+              <w:rPr>
+                <w:b/>
+                <w:bCs/>
+                <w:sz w:val="19"/>
+                <w:szCs w:val="19"/>
+              </w:rPr>
+              <w:t xml:space="preserve">• Bridge naming: </w:t>
+            </w:r>
+            <w:r>
+              <w:rPr>
+                <w:sz w:val="19"/>
+                <w:szCs w:val="19"/>
+              </w:rPr>
+              <w:t xml:space="preserve">NIC2’s bridge is vmbr2 and NIC3’s bridge is vmbr3 in what was actually built — not the vmbr0/vmbr2 split Step 3 below describes. Read vmbr2 in Step 3 as vmbr3 where it refers to NIC3.</w:t>
+            </w:r>
+          </w:p>
+          <w:p>
+            <w:pPr>
+              <w:spacing w:after="0" w:before="0"/>
+              <w:ind w:left="260" w:hanging="260"/>
+            </w:pPr>
+            <w:r>
+              <w:rPr>
+                <w:b/>
+                <w:bCs/>
+                <w:sz w:val="19"/>
+                <w:szCs w:val="19"/>
+              </w:rPr>
+              <w:t xml:space="preserve">• NIC troubleshooting lesson: </w:t>
+            </w:r>
+            <w:r>
+              <w:rPr>
+                <w:sz w:val="19"/>
+                <w:szCs w:val="19"/>
+              </w:rPr>
+              <w:t xml:space="preserve">eno2/eno3/eno4 all looked like a hardware fault (no link). Root cause was they were never brought administratively up (ip link set &lt;iface&gt; up) — not hardware, cable, or BIOS. Check admin state first on any future “no link” symptom.</w:t>
+            </w:r>
+          </w:p>
+        </w:tc>
+      </w:tr>
+    </w:tbl>
     <w:p>
       <w:pPr>
         <w:spacing w:after="34" w:before="95"/>
@@ -484,7 +585,7 @@
           <w:sz w:val="15"/>
           <w:szCs w:val="15"/>
         </w:rPr>
-        <w:t xml:space="preserve">Start-Transcript -Path "C:\Users\micha\lab\logs\s-$(Get-Date -Format 'yyyy-MM-dd-HHmm').txt"</w:t>
+        <w:t xml:space="preserve">Start-Transcript -Path "C:\Users\micha\SOC-Lab\Updated 7-16-2026\logs\s-$(Get-Date -Format 'yyyy-MM-dd-HHmm').txt"</w:t>
       </w:r>
     </w:p>
     <w:p>
@@ -548,7 +649,7 @@
           <w:sz w:val="15"/>
           <w:szCs w:val="15"/>
         </w:rPr>
-        <w:t xml:space="preserve">#   Session &gt; Logging &gt; All session output &gt; C:\Users\micha\lab\logs\</w:t>
+        <w:t xml:space="preserve">#   Session &gt; Logging &gt; All session output &gt; C:\Users\micha\SOC-Lab\Updated 7-16-2026\logs\</w:t>
       </w:r>
     </w:p>
     <w:p>
@@ -1752,14 +1853,14 @@
           <w:sz w:val="26"/>
           <w:szCs w:val="26"/>
         </w:rPr>
-        <w:t xml:space="preserve">☐</w:t>
+        <w:t xml:space="preserve">☑</w:t>
       </w:r>
       <w:r>
         <w:rPr>
           <w:sz w:val="19"/>
           <w:szCs w:val="19"/>
         </w:rPr>
-        <w:t xml:space="preserve">  Console access tested — right now, not "last week it worked"</w:t>
+        <w:t xml:space="preserve">  Console access tested — right now, not "last week it worked" (confirmed 2026-07-17, 2026-07-21)</w:t>
       </w:r>
     </w:p>
     <w:p>
@@ -1858,7 +1959,7 @@
           <w:sz w:val="26"/>
           <w:szCs w:val="26"/>
         </w:rPr>
-        <w:t xml:space="preserve">☐</w:t>
+        <w:t xml:space="preserve">☑</w:t>
       </w:r>
       <w:r>
         <w:rPr>
@@ -1917,6 +2018,18 @@
           <w:szCs w:val="19"/>
         </w:rPr>
         <w:t xml:space="preserve">3.  R710 is legacy BIOS only. iDRAC6 config is Ctrl+E during POST, NOT F2. Five-second window.</w:t>
+      </w:r>
+    </w:p>
+    <w:p>
+      <w:pPr>
+        <w:spacing w:after="38" w:before="38"/>
+      </w:pPr>
+      <w:r>
+        <w:rPr>
+          <w:sz w:val="19"/>
+          <w:szCs w:val="19"/>
+        </w:rPr>
+        <w:t xml:space="preserve">4.  NEW (2026-07-21): a NIC that shows no link and fails cable/BIOS/iDRAC-log checks may simply never have been brought administratively up (ip link set &lt;iface&gt; up). Check this BEFORE chasing hardware.</w:t>
       </w:r>
     </w:p>
     <w:p>
@@ -2055,7 +2168,7 @@
           <w:sz w:val="26"/>
           <w:szCs w:val="26"/>
         </w:rPr>
-        <w:t xml:space="preserve">☐</w:t>
+        <w:t xml:space="preserve">☑</w:t>
       </w:r>
       <w:r>
         <w:rPr>
@@ -2077,7 +2190,7 @@
           <w:sz w:val="22"/>
           <w:szCs w:val="22"/>
         </w:rPr>
-        <w:t xml:space="preserve">☐</w:t>
+        <w:t xml:space="preserve">☑</w:t>
       </w:r>
       <w:r>
         <w:rPr>
@@ -2097,7 +2210,7 @@
           <w:sz w:val="22"/>
           <w:szCs w:val="22"/>
         </w:rPr>
-        <w:t xml:space="preserve">☐</w:t>
+        <w:t xml:space="preserve">☑</w:t>
       </w:r>
       <w:r>
         <w:rPr>
@@ -2117,7 +2230,7 @@
           <w:sz w:val="26"/>
           <w:szCs w:val="26"/>
         </w:rPr>
-        <w:t xml:space="preserve">☐</w:t>
+        <w:t xml:space="preserve">☑</w:t>
       </w:r>
       <w:r>
         <w:rPr>
@@ -2137,7 +2250,7 @@
           <w:sz w:val="26"/>
           <w:szCs w:val="26"/>
         </w:rPr>
-        <w:t xml:space="preserve">☐</w:t>
+        <w:t xml:space="preserve">☑</w:t>
       </w:r>
       <w:r>
         <w:rPr>
@@ -2274,7 +2387,7 @@
           <w:sz w:val="19"/>
           <w:szCs w:val="19"/>
         </w:rPr>
-        <w:t xml:space="preserve">Model: ______________________   IOS: ______________________</w:t>
+        <w:t xml:space="preserve">Model: WS-C2960X-48FPS-L   IOS: 15.2(7)E9</w:t>
       </w:r>
     </w:p>
     <w:p>
@@ -2287,7 +2400,7 @@
           <w:sz w:val="19"/>
           <w:szCs w:val="19"/>
         </w:rPr>
-        <w:t xml:space="preserve">Interface naming looks like: ______________________</w:t>
+        <w:t xml:space="preserve">Interface naming looks like: GigabitEthernet1/0/1–1/0/52 (Gi1/0/1), plus Fa0 dedicated mgmt port</w:t>
       </w:r>
     </w:p>
     <w:p>
@@ -2315,7 +2428,7 @@
           <w:sz w:val="26"/>
           <w:szCs w:val="26"/>
         </w:rPr>
-        <w:t xml:space="preserve">☐</w:t>
+        <w:t xml:space="preserve">☑</w:t>
       </w:r>
       <w:r>
         <w:rPr>
@@ -2439,7 +2552,7 @@
           <w:sz w:val="26"/>
           <w:szCs w:val="26"/>
         </w:rPr>
-        <w:t xml:space="preserve">☐</w:t>
+        <w:t xml:space="preserve">☑</w:t>
       </w:r>
       <w:r>
         <w:rPr>
@@ -2474,7 +2587,7 @@
           <w:sz w:val="26"/>
           <w:szCs w:val="26"/>
         </w:rPr>
-        <w:t xml:space="preserve">☐</w:t>
+        <w:t xml:space="preserve">☑</w:t>
       </w:r>
       <w:r>
         <w:rPr>
@@ -2494,14 +2607,14 @@
           <w:sz w:val="22"/>
           <w:szCs w:val="22"/>
         </w:rPr>
-        <w:t xml:space="preserve">☐</w:t>
+        <w:t xml:space="preserve">☑</w:t>
       </w:r>
       <w:r>
         <w:rPr>
           <w:sz w:val="18"/>
           <w:szCs w:val="18"/>
         </w:rPr>
-        <w:t xml:space="preserve">  Name: vmbr2   ·   Bridge port: &lt;NIC3's eno name&gt;   ·   NO IP, NO gateway</w:t>
+        <w:t xml:space="preserve">  Name: vmbr3 (built as vmbr3, not the vmbr2 named here — see progress note above)   ·   Bridge port: eno3   ·   NO IP, NO gateway</w:t>
       </w:r>
     </w:p>
     <w:p>
@@ -2514,7 +2627,7 @@
           <w:sz w:val="22"/>
           <w:szCs w:val="22"/>
         </w:rPr>
-        <w:t xml:space="preserve">☐</w:t>
+        <w:t xml:space="preserve">☑</w:t>
       </w:r>
       <w:r>
         <w:rPr>
@@ -2619,7 +2732,7 @@
           <w:sz w:val="19"/>
           <w:szCs w:val="19"/>
         </w:rPr>
-        <w:t xml:space="preserve">  Create pfSense VM, attach two NICs:</w:t>
+        <w:t xml:space="preserve">  Create pfSense VM, attach two NICs:  ← NEXT STEP, not yet done</w:t>
       </w:r>
     </w:p>
     <w:p>
@@ -2639,7 +2752,7 @@
           <w:sz w:val="18"/>
           <w:szCs w:val="18"/>
         </w:rPr>
-        <w:t xml:space="preserve">  net0 → vmbr0  (NIC2)  = WAN, out to the dumb switch</w:t>
+        <w:t xml:space="preserve">  net0 → vmbr0  (NIC2)  = WAN, out to the dumb switch  [actual bridge built: vmbr2]</w:t>
       </w:r>
     </w:p>
     <w:p>
@@ -2659,7 +2772,7 @@
           <w:sz w:val="18"/>
           <w:szCs w:val="18"/>
         </w:rPr>
-        <w:t xml:space="preserve">  net1 → vmbr2  (NIC3)  = LAN, trunk to the Cisco</w:t>
+        <w:t xml:space="preserve">  net1 → vmbr2  (NIC3)  = LAN, trunk to the Cisco  [actual bridge built: vmbr3]</w:t>
       </w:r>
     </w:p>
     <w:p>
@@ -2899,7 +3012,7 @@
           <w:sz w:val="21"/>
           <w:szCs w:val="21"/>
         </w:rPr>
-        <w:t xml:space="preserve">4  —  VLANs on the switch — one step, test, next step</w:t>
+        <w:t xml:space="preserve">4  —  VLANs on the switch — one step, test, next step   ← YOU ARE HERE</w:t>
       </w:r>
     </w:p>
     <w:p>
@@ -5415,7 +5528,7 @@
           <w:sz w:val="15"/>
           <w:szCs w:val="15"/>
         </w:rPr>
-        <w:t xml:space="preserve"># on your Windows box, in C:\Users\micha\lab\soc-lab:</w:t>
+        <w:t xml:space="preserve"># on your Windows box, in C:\Users\micha\SOC-Lab\Updated 7-16-2026:</w:t>
       </w:r>
     </w:p>
     <w:p>
